--- a/rapports/16_02_2026/GNING/coh_EQ32_sup_131101000032.docx
+++ b/rapports/16_02_2026/GNING/coh_EQ32_sup_131101000032.docx
@@ -25,7 +25,7 @@
         <w:br/>
         <w:t>Grappe: 131101000032</w:t>
         <w:br/>
-        <w:t>Date: 16/02/2026 a 12:41</w:t>
+        <w:t>Date: 16/02/2026 a 12:58</w:t>
       </w:r>
     </w:p>
     <w:p/>
@@ -6217,7 +6217,7 @@
         </w:rPr>
         <w:t xml:space="preserve">- L'entreprise des beignets existe dit n'avoir pas fait la revente de marchandises achetées et revendues en état, aussi le montant obtenus sur la vente de produits transformés par l'entreprise  n'a reçu aucune somme sur les reventes (s10q46=0 &amp; s10q48=0 &amp; s10q50=0); alors s'agit-il de quelle entreprise ? </w:t>
         <w:br/>
-        <w:t xml:space="preserve">- L'entreprise moto trois roue existe dit n'avoir pas fait la revente de marchandises achetées et revendues en état, aussi le montant obtenus sur la vente de produits transformés par l'entreprise  n'a reçu aucune somme sur les reventes (s10q46=0 &amp; s10q48=0 &amp; s10q50=0); alors s'agit-il de quelle entreprise ? </w:t>
+        <w:t xml:space="preserve">- L'entreprise moto trois roue existe dit n'avoir pas fait la revente de marchandises achetées et revendues en état, aussi le montant obtenus sur la vente de produits transformés par l'entreprise  n'a reçu aucune somme sur les reventes (s10q46=0 &amp; s10q48=0 &amp; s10q50=0); alors s'agit-il de quelle entreprise ? Le salaire qu'une personne de cette catégorie (10.62) a travaillé(e) dans cette entreprise moto trois roue est élevé ou faible. Prière de confirmer cette information avec le QG ou de corriger. </w:t>
         <w:br/>
         <w:t>- L'entreprise penda ne possede pas de bien, elle fait des tresses simples avec ses mai s uniquements existe dit n'avoir pas fait la revente de marchandises achetées et revendues en état, aussi le montant obtenus sur la vente de produits transformés par l'entreprise  n'a reçu aucune somme sur les reventes (s10q46=0 &amp; s10q48=0 &amp; s10q50=0); alors s'agit-il de quelle entreprise ?</w:t>
       </w:r>

--- a/rapports/16_02_2026/GNING/coh_EQ32_sup_131101000032.docx
+++ b/rapports/16_02_2026/GNING/coh_EQ32_sup_131101000032.docx
@@ -25,7 +25,7 @@
         <w:br/>
         <w:t>Grappe: 131101000032</w:t>
         <w:br/>
-        <w:t>Date: 16/02/2026 a 12:58</w:t>
+        <w:t>Date: 16/02/2026 a 13:05</w:t>
       </w:r>
     </w:p>
     <w:p/>
@@ -359,6 +359,38 @@
           </w:tcPr>
           <w:p>
             <w:r>
+              <w:t>Section1</w:t>
+            </w:r>
+          </w:p>
+        </w:tc>
+        <w:tc>
+          <w:tcPr>
+            <w:tcW w:type="dxa" w:w="3324"/>
+          </w:tcPr>
+          <w:p>
+            <w:r>
+              <w:t>Caracteristiques des membres</w:t>
+            </w:r>
+          </w:p>
+        </w:tc>
+        <w:tc>
+          <w:tcPr>
+            <w:tcW w:type="dxa" w:w="3324"/>
+          </w:tcPr>
+          <w:p>
+            <w:r>
+              <w:t>9</w:t>
+            </w:r>
+          </w:p>
+        </w:tc>
+      </w:tr>
+      <w:tr>
+        <w:tc>
+          <w:tcPr>
+            <w:tcW w:type="dxa" w:w="3324"/>
+          </w:tcPr>
+          <w:p>
+            <w:r>
               <w:t>Section10b</w:t>
             </w:r>
           </w:p>
@@ -380,38 +412,6 @@
           <w:p>
             <w:r>
               <w:t>9</w:t>
-            </w:r>
-          </w:p>
-        </w:tc>
-      </w:tr>
-      <w:tr>
-        <w:tc>
-          <w:tcPr>
-            <w:tcW w:type="dxa" w:w="3324"/>
-          </w:tcPr>
-          <w:p>
-            <w:r>
-              <w:t>Section1</w:t>
-            </w:r>
-          </w:p>
-        </w:tc>
-        <w:tc>
-          <w:tcPr>
-            <w:tcW w:type="dxa" w:w="3324"/>
-          </w:tcPr>
-          <w:p>
-            <w:r>
-              <w:t>Caracteristiques des membres</w:t>
-            </w:r>
-          </w:p>
-        </w:tc>
-        <w:tc>
-          <w:tcPr>
-            <w:tcW w:type="dxa" w:w="3324"/>
-          </w:tcPr>
-          <w:p>
-            <w:r>
-              <w:t>8</w:t>
             </w:r>
           </w:p>
         </w:tc>
@@ -936,7 +936,7 @@
         <w:rPr>
           <w:sz w:val="20"/>
         </w:rPr>
-        <w:t>- Attention ! Le prix unitaire d'achat (300 Fcfa) de Capitaine frais en Tas (Petit) est relativement faible par rapport aux autres prix observés dans cette zone. Prière de corriger ou de confirmer avec le QG. Attention ! Le prix unitaire d'achat (33.33333 Fcfa) de Piment frais en Pièce (Petit) est relativement faible par rapport aux autres prix observés dans cette zone. Prière de corriger ou de confirmer avec le QG. Attention ! Le prix unitaire d'achat (50 Fcfa) de Feuilles de patate en Sachets (Petit) est relativement faible par rapport aux autres prix observés dans cette zone. Prière de corriger ou de confirmer avec le QG. Attention ! Soupçons de quantité anormale! Le ménage de AMETH CAMARA avec une taille de 4 personnes a consommé 4 Sachets en Petit de Soumbala (moutarde africaine) qui est relativement élevé comme consommation par rapport à la condition de vie des autres ménages de même taille dans cette zone. Prière de corriger ou de confirmer avec le QG. Avertissement!!! Le ménage a consommé 7 Paquet Petit de Thé en sachet, cette quantité semble anormale pour une consommation des 7 derniers jours.Prière de corriger ou de confirmer avec le QG. Avertissement!! le prix unitaire (100 Fcfa) de Thé en sachet (unité: Paquet) de taille Petit est très faible ou élevé. Prière de corriger ou de confirmer avec le QG. Incohérence!! Dans ce ménage, chaque individus consomme par jour 51.67822 Kg  de cereale; Prière de revoir les quantités prises de ces produits.</w:t>
+        <w:t>- Attention ! Le prix unitaire d'achat (33.33333 Fcfa) de Piment frais en Pièce (Petit) est relativement faible par rapport aux autres prix observés dans cette zone. Prière de corriger ou de confirmer avec le QG. Attention ! Le prix unitaire d'achat (50 Fcfa) de Feuilles de patate en Sachets (Petit) est relativement faible par rapport aux autres prix observés dans cette zone. Prière de corriger ou de confirmer avec le QG. Avertissement!!! Le ménage a consommé 7 Paquet Petit de Thé en sachet, cette quantité semble anormale pour une consommation des 7 derniers jours.Prière de corriger ou de confirmer avec le QG. Avertissement!! le prix unitaire (100 Fcfa) de Thé en sachet (unité: Paquet) de taille Petit est très faible ou élevé. Prière de corriger ou de confirmer avec le QG. Incohérence!! Dans ce ménage, chaque individus consomme par jour 97.04858 Kg  de cereale; Prière de revoir les quantités prises de ces produits.</w:t>
       </w:r>
     </w:p>
     <w:p>
@@ -1554,7 +1554,7 @@
         <w:rPr>
           <w:sz w:val="20"/>
         </w:rPr>
-        <w:t>- La dernière fois que vous avez acheté Pain traditionnel (Baguette) est Lieu fixe à l'école et semble exister dans les modalités, prière de prendre attache avec le QG pour plus d'explication afin de la classer bien. Attention ! Le prix unitaire d'achat (200 Fcfa) de Orange  en Pièce (Petit) est relativement élevé par rapport aux autres prix observés dans cette zone. Prière de corriger ou de confirmer avec le QG. Attention ! Le prix unitaire d'achat (25 Fcfa) de Piment frais en Pièce (Tres petit) est relativement faible par rapport aux autres prix observés dans cette zone. Prière de corriger ou de confirmer avec le QG. Attention ! Le prix unitaire d'achat (300 Fcfa) de Boissons gazeuses (Coca, Fanta, Vimto, Sprite, etc.) en Canette de 33 cl (taille unique) est relativement faible par rapport aux autres prix observés dans cette zone. Prière de corriger ou de confirmer avec le QG. Attention ! Le prix unitaire d'achat (50 Fcfa) de Aubergine   en Pièce (Petit) est relativement faible par rapport aux autres prix observés dans cette zone. Prière de corriger ou de confirmer avec le QG. Attention ! Le prix unitaire d'achat (600 Fcfa) de Banane douce en Kg (taille unique) est relativement faible par rapport aux autres prix observés dans cette zone. Prière de corriger ou de confirmer avec le QG. Avertissement!!! Le ménage a consommé 10 Sachets Petit de Sucre en poudre , cette quantité semble anormale pour une consommation des 7 derniers jours.Prière de corriger ou de confirmer avec le QG. Avertissement!!! Le ménage a consommé 7 Paquet Tres petit de Thé en sachet, cette quantité semble anormale pour une consommation des 7 derniers jours.Prière de corriger ou de confirmer avec le QG. Avertissement!! le prix unitaire (150 Fcfa) de Thé en sachet (unité: Paquet) de taille Tres petit est très faible ou élevé. Prière de corriger ou de confirmer avec le QG. Incohérence!! Dans ce ménage, chaque individus consomme par jour 38.91857 Kg  de cereale; Prière de revoir les quantités prises de ces produits. Incohérence!! Dans ce ménage, chaque individus consomme par jour 38.91857 Kg  de cereale; Prière de revoir les quantités prises de ces produits. Attention ! Le prix unitaire d'achat (400 Fcfa) de Maïs en grain en Kg (taille unique) est relativement faible par rapport aux autres prix observés dans cette zone. Prière de corriger ou de confirmer avec le QG.</w:t>
+        <w:t>- La dernière fois que vous avez acheté Pain traditionnel (Baguette) est Lieu fixe à l'école et semble exister dans les modalités, prière de prendre attache avec le QG pour plus d'explication afin de la classer bien. Attention ! Le prix unitaire d'achat (12.5 Fcfa) de Ail en Gousse (Petit) est relativement faible par rapport aux autres prix observés dans cette zone. Prière de corriger ou de confirmer avec le QG. Attention ! Le prix unitaire d'achat (150 Fcfa) de Œufs frais en Pièce (taille unique) est relativement élevé par rapport aux autres prix observés dans cette zone. Prière de corriger ou de confirmer avec le QG. Attention ! Le prix unitaire d'achat (200 Fcfa) de Orange  en Pièce (Petit) est relativement élevé par rapport aux autres prix observés dans cette zone. Prière de corriger ou de confirmer avec le QG. Attention ! Le prix unitaire d'achat (25 Fcfa) de Piment frais en Pièce (Tres petit) est relativement faible par rapport aux autres prix observés dans cette zone. Prière de corriger ou de confirmer avec le QG. Attention ! Le prix unitaire d'achat (300 Fcfa) de Boissons gazeuses (Coca, Fanta, Vimto, Sprite, etc.) en Canette de 33 cl (taille unique) est relativement faible par rapport aux autres prix observés dans cette zone. Prière de corriger ou de confirmer avec le QG. Attention ! Le prix unitaire d'achat (50 Fcfa) de Aubergine   en Pièce (Petit) est relativement faible par rapport aux autres prix observés dans cette zone. Prière de corriger ou de confirmer avec le QG. Attention ! Soupçons de quantité anormale! Le ménage de ETHIENNE BIANQUINCH avec une taille de 7 personnes a consommé 20 Sachets en Petit de Lait caillé qui est relativement élevé comme consommation par rapport à la condition de vie des autres ménages de même taille dans cette zone. Prière de corriger ou de confirmer avec le QG. Avertissement!!! Le ménage a consommé 10 Sachets Petit de Sucre en poudre , cette quantité semble anormale pour une consommation des 7 derniers jours.Prière de corriger ou de confirmer avec le QG. Avertissement!!! Le ménage a consommé 7 Paquet Tres petit de Thé en sachet, cette quantité semble anormale pour une consommation des 7 derniers jours.Prière de corriger ou de confirmer avec le QG. Avertissement!! le prix unitaire (150 Fcfa) de Thé en sachet (unité: Paquet) de taille Tres petit est très faible ou élevé. Prière de corriger ou de confirmer avec le QG. Incohérence!! Dans ce ménage, chaque individus consomme par jour 62.82163 Kg  de cereale; Prière de revoir les quantités prises de ces produits. Incohérence!! Dans ce ménage, chaque individus consomme par jour 62.82163 Kg  de cereale; Prière de revoir les quantités prises de ces produits. Attention ! Le prix unitaire d'achat (400 Fcfa) de Maïs en grain en Kg (taille unique) est relativement faible par rapport aux autres prix observés dans cette zone. Prière de corriger ou de confirmer avec le QG.</w:t>
       </w:r>
     </w:p>
     <w:p>
@@ -2214,7 +2214,7 @@
         <w:rPr>
           <w:sz w:val="20"/>
         </w:rPr>
-        <w:t>- La dernière fois que vous avez acheté Ail est Vendeuse de légumes à domicile et semble exister dans les modalités, prière de prendre attache avec le QG pour plus d'explication afin de la classer bien.  La dernière fois que vous avez acheté Arachides pilées est Vendeuse de légumes à domicile et semble exister dans les modalités, prière de prendre attache avec le QG pour plus d'explication afin de la classer bien.  La dernière fois que vous avez acheté Aubergine sauvage  est vendeuse de légumes à domicile et semble exister dans les modalités, prière de prendre attache avec le QG pour plus d'explication afin de la classer bien.  La dernière fois que vous avez acheté Choux est Vendeuse de légumes à domicile et semble exister dans les modalités, prière de prendre attache avec le QG pour plus d'explication afin de la classer bien.  La dernière fois que vous avez acheté Cube alimentaire (Maggi, Jumbo, ) est vendeuse de légumes à domicile et semble exister dans les modalités, prière de prendre attache avec le QG pour plus d'explication afin de la classer bien.  La dernière fois que vous avez acheté Feuilles de patate est vendeuse de légumes à domicile et semble exister dans les modalités, prière de prendre attache avec le QG pour plus d'explication afin de la classer bien.  La dernière fois que vous avez acheté Gombo frais est Vendeuse de légumes à domicile et semble exister dans les modalités, prière de prendre attache avec le QG pour plus d'explication afin de la classer bien.  La dernière fois que vous avez acheté Manioc en tubercules est Vendeuse de légumes à domicile et semble exister dans les modalités, prière de prendre attache avec le QG pour plus d'explication afin de la classer bien.  La dernière fois que vous avez acheté Orange  est Vendeuse de légumes à domicile. et semble exister dans les modalités, prière de prendre attache avec le QG pour plus d'explication afin de la classer bien.  La dernière fois que vous avez acheté Piment séché est Vendeuse de légumes à domicile et semble exister dans les modalités, prière de prendre attache avec le QG pour plus d'explication afin de la classer bien.  La dernière fois que vous avez acheté Poireau est vendeuse de légumes à domicile et semble exister dans les modalités, prière de prendre attache avec le QG pour plus d'explication afin de la classer bien. Attention ! Le prix unitaire d'achat (100 Fcfa) de Vinaigre de vin en Verre ( à thé) (taille unique) est relativement élevé par rapport aux autres prix observés dans cette zone. Prière de corriger ou de confirmer avec le QG. Attention ! Le prix unitaire d'achat (200 Fcfa) de Huile de palme brute en Sachets (Moyen) est relativement faible par rapport aux autres prix observés dans cette zone. Prière de corriger ou de confirmer avec le QG. Attention ! Le prix unitaire d'achat (50 Fcfa) de Carotte en Pièce (Petit) est relativement faible par rapport aux autres prix observés dans cette zone. Prière de corriger ou de confirmer avec le QG.  La dernière fois que vous avez acheté Carotte est Vendeuse de légumes à domicile et semble exister dans les modalités, prière de prendre attache avec le QG pour plus d'explication afin de la classer bien. Attention ! Le prix unitaire d'achat (50 Fcfa) de Patate douce en Pièce (Petit) est relativement faible par rapport aux autres prix observés dans cette zone. Prière de corriger ou de confirmer avec le QG.  La dernière fois que vous avez acheté Patate douce est Vendeuse de légumes à domicile et semble exister dans les modalités, prière de prendre attache avec le QG pour plus d'explication afin de la classer bien. Attention ! Le prix unitaire d'achat (75 Fcfa) de Aubergine   en Pièce (Petit) est relativement faible par rapport aux autres prix observés dans cette zone. Prière de corriger ou de confirmer avec le QG.  La dernière fois que vous avez acheté Aubergine   est Vendeuse de légumes à domicile et semble exister dans les modalités, prière de prendre attache avec le QG pour plus d'explication afin de la classer bien. Avertissement!! le prix unitaire (100 Fcfa) de Thé en sachet (unité: Sachets) de taille Tres petit est très faible ou élevé. Prière de corriger ou de confirmer avec le QG. Avertissement!!! Le ménage a consommé 10 Sachets Petit de Sucre en poudre , cette quantité semble anormale pour une consommation des 7 derniers jours.Prière de corriger ou de confirmer avec le QG. Incohérence!! Dans ce ménage, chaque individus consomme par jour 25.13889 Kg  de cereale; Prière de revoir les quantités prises de ces produits. Incohérence!! Dans ce ménage, chaque individus consomme par jour 25.13889 Kg  de cereale; Prière de revoir les quantités prises de ces produits.</w:t>
+        <w:t>- La dernière fois que vous avez acheté Arachides pilées est Vendeuse de légumes à domicile et semble exister dans les modalités, prière de prendre attache avec le QG pour plus d'explication afin de la classer bien.  La dernière fois que vous avez acheté Aubergine sauvage  est vendeuse de légumes à domicile et semble exister dans les modalités, prière de prendre attache avec le QG pour plus d'explication afin de la classer bien.  La dernière fois que vous avez acheté Choux est Vendeuse de légumes à domicile et semble exister dans les modalités, prière de prendre attache avec le QG pour plus d'explication afin de la classer bien.  La dernière fois que vous avez acheté Cube alimentaire (Maggi, Jumbo, ) est vendeuse de légumes à domicile et semble exister dans les modalités, prière de prendre attache avec le QG pour plus d'explication afin de la classer bien.  La dernière fois que vous avez acheté Feuilles de patate est vendeuse de légumes à domicile et semble exister dans les modalités, prière de prendre attache avec le QG pour plus d'explication afin de la classer bien.  La dernière fois que vous avez acheté Gombo frais est Vendeuse de légumes à domicile et semble exister dans les modalités, prière de prendre attache avec le QG pour plus d'explication afin de la classer bien.  La dernière fois que vous avez acheté Manioc en tubercules est Vendeuse de légumes à domicile et semble exister dans les modalités, prière de prendre attache avec le QG pour plus d'explication afin de la classer bien.  La dernière fois que vous avez acheté Orange  est Vendeuse de légumes à domicile. et semble exister dans les modalités, prière de prendre attache avec le QG pour plus d'explication afin de la classer bien.  La dernière fois que vous avez acheté Piment séché est Vendeuse de légumes à domicile et semble exister dans les modalités, prière de prendre attache avec le QG pour plus d'explication afin de la classer bien.  La dernière fois que vous avez acheté Poireau est vendeuse de légumes à domicile et semble exister dans les modalités, prière de prendre attache avec le QG pour plus d'explication afin de la classer bien. Attention ! Le prix unitaire d'achat (100 Fcfa) de Vinaigre de vin en Verre ( à thé) (taille unique) est relativement élevé par rapport aux autres prix observés dans cette zone. Prière de corriger ou de confirmer avec le QG. Attention ! Le prix unitaire d'achat (16.66667 Fcfa) de Ail en Gousse (Petit) est relativement faible par rapport aux autres prix observés dans cette zone. Prière de corriger ou de confirmer avec le QG.  La dernière fois que vous avez acheté Ail est Vendeuse de légumes à domicile et semble exister dans les modalités, prière de prendre attache avec le QG pour plus d'explication afin de la classer bien. Attention ! Le prix unitaire d'achat (200 Fcfa) de Huile de palme brute en Sachets (Moyen) est relativement faible par rapport aux autres prix observés dans cette zone. Prière de corriger ou de confirmer avec le QG. Attention ! Le prix unitaire d'achat (50 Fcfa) de Carotte en Pièce (Petit) est relativement faible par rapport aux autres prix observés dans cette zone. Prière de corriger ou de confirmer avec le QG.  La dernière fois que vous avez acheté Carotte est Vendeuse de légumes à domicile et semble exister dans les modalités, prière de prendre attache avec le QG pour plus d'explication afin de la classer bien. Attention ! Le prix unitaire d'achat (50 Fcfa) de Patate douce en Pièce (Petit) est relativement faible par rapport aux autres prix observés dans cette zone. Prière de corriger ou de confirmer avec le QG.  La dernière fois que vous avez acheté Patate douce est Vendeuse de légumes à domicile et semble exister dans les modalités, prière de prendre attache avec le QG pour plus d'explication afin de la classer bien. Attention ! Le prix unitaire d'achat (75 Fcfa) de Aubergine   en Pièce (Petit) est relativement faible par rapport aux autres prix observés dans cette zone. Prière de corriger ou de confirmer avec le QG.  La dernière fois que vous avez acheté Aubergine   est Vendeuse de légumes à domicile et semble exister dans les modalités, prière de prendre attache avec le QG pour plus d'explication afin de la classer bien. Avertissement!! le prix unitaire (100 Fcfa) de Thé en sachet (unité: Sachets) de taille Tres petit est très faible ou élevé. Prière de corriger ou de confirmer avec le QG. Avertissement!!! Le ménage a consommé 10 Sachets Petit de Sucre en poudre , cette quantité semble anormale pour une consommation des 7 derniers jours.Prière de corriger ou de confirmer avec le QG. Incohérence!! Dans ce ménage, chaque individus consomme par jour 42.54365 Kg  de cereale; Prière de revoir les quantités prises de ces produits. Incohérence!! Dans ce ménage, chaque individus consomme par jour 42.54365 Kg  de cereale; Prière de revoir les quantités prises de ces produits.</w:t>
       </w:r>
     </w:p>
     <w:p>
@@ -2302,7 +2302,7 @@
         </w:rPr>
         <w:t xml:space="preserve">- Attention ! Lit a été achété à 600000 Fcfa est relativement élevé par rapport aux autres prix d'achat observés dans cette zone. Prière de corriger ou de confirmer avec le QG. Attention ! Lit a été revendu à 600000 Fcfa qui est relativement élevé par rapport aux autres prix de revente observés dans cette zone. Prière de corriger ou de confirmer avec le QG. </w:t>
         <w:br/>
-        <w:t xml:space="preserve">- Attention ! Moto/Vélomoteur/Tricycle à moteur a été achété à 1300000 Fcfa est relativement élevé par rapport aux autres prix d'achat observés dans cette zone. Prière de corriger ou de confirmer avec le QG. Attention ! Moto/Vélomoteur/Tricycle à moteur a été revendu à 700000 Fcfa qui est relativement élevé par rapport aux autres prix de revente observés dans cette zone. Prière de corriger ou de confirmer avec le QG. </w:t>
+        <w:t xml:space="preserve">- Attention ! Moto/Vélomoteur/Tricycle à moteur a été achété à 1300000 Fcfa est relativement élevé par rapport aux autres prix d'achat observés dans cette zone. Prière de corriger ou de confirmer avec le QG. </w:t>
         <w:br/>
         <w:t>- Avertissement!!! Le prix d'achat (15000) de l'article  Bonbonne de gaz est inférieur aux prix de revente (17000)  avec l'âge du bien atteignant 10 ans. Prière de vérifier ou confirmer avec l'enquêté et mettre les bonnes valeurs après verification, s'il le faut.</w:t>
       </w:r>
@@ -2843,7 +2843,7 @@
         <w:rPr>
           <w:sz w:val="20"/>
         </w:rPr>
-        <w:t>- Attention ! Le prix unitaire d'achat (800 Fcfa) de Oignon frais en Kg (taille unique) est relativement élevé par rapport aux autres prix observés dans cette zone. Prière de corriger ou de confirmer avec le QG. Avertissement!!! Le ménage a consommé 7 Paquet Petit de Thé en sachet, cette quantité semble anormale pour une consommation des 7 derniers jours.Prière de corriger ou de confirmer avec le QG. Avertissement!! le prix unitaire (100 Fcfa) de Thé en sachet (unité: Paquet) de taille Petit est très faible ou élevé. Prière de corriger ou de confirmer avec le QG. Difficile de consommer le Sel en Sachets industriel Moyen prière de verifier. Incohérence!! Dans ce ménage, chaque individus consomme par jour 24.96127 Kg  de cereale; Prière de revoir les quantités prises de ces produits. Incohérence!! Dans ce ménage, chaque individus consomme par jour 24.96127 Kg  de cereale; Prière de revoir les quantités prises de ces produits. Le prix d'achat unitaire (1 Fcfa) de Soumbala (moutarde africaine) en Sachets de taille Moyen  est invraisemblable, prière de regarder les reponses prises dans les questions s07bq07a s07bq07b s07bq07c s07bq08 pour mieux corriger. Le prix d'achat unitaire (5500 Fcfa) de Viande de mouton en Kg de taille taille unique prière de regarder les reponses prises dans les questions s07bq07a s07bq07b s07bq07c s07bq08 pour mieux corriger.</w:t>
+        <w:t>- Attention ! Le prix unitaire d'achat (800 Fcfa) de Oignon frais en Kg (taille unique) est relativement élevé par rapport aux autres prix observés dans cette zone. Prière de corriger ou de confirmer avec le QG. Avertissement!!! Le ménage a consommé 7 Paquet Petit de Thé en sachet, cette quantité semble anormale pour une consommation des 7 derniers jours.Prière de corriger ou de confirmer avec le QG. Avertissement!! le prix unitaire (100 Fcfa) de Thé en sachet (unité: Paquet) de taille Petit est très faible ou élevé. Prière de corriger ou de confirmer avec le QG. Difficile de consommer le Sel en Sachets industriel Moyen prière de verifier. Incohérence!! Dans ce ménage, chaque individus consomme par jour 44.12571 Kg  de cereale; Prière de revoir les quantités prises de ces produits. Incohérence!! Dans ce ménage, chaque individus consomme par jour 44.12571 Kg  de cereale; Prière de revoir les quantités prises de ces produits. Le prix d'achat unitaire (1 Fcfa) de Soumbala (moutarde africaine) en Sachets de taille Moyen  est invraisemblable, prière de regarder les reponses prises dans les questions s07bq07a s07bq07b s07bq07c s07bq08 pour mieux corriger. Le prix d'achat unitaire (5500 Fcfa) de Viande de mouton en Kg de taille taille unique prière de regarder les reponses prises dans les questions s07bq07a s07bq07b s07bq07c s07bq08 pour mieux corriger.</w:t>
       </w:r>
     </w:p>
     <w:p>
@@ -3372,7 +3372,7 @@
         <w:rPr>
           <w:sz w:val="20"/>
         </w:rPr>
-        <w:t>- Attention ! Le prix unitaire d'achat (100 Fcfa) de Silure séché en Pièce (Petit) est relativement faible par rapport aux autres prix observés dans cette zone. Prière de corriger ou de confirmer avec le QG. Attention ! Le prix unitaire d'achat (50 Fcfa) de Gombo en poudre en Sachets (Petit) est relativement faible par rapport aux autres prix observés dans cette zone. Prière de corriger ou de confirmer avec le QG. Avertissement!!! Le ménage a consommé 7 Paquet Petit de Thé en sachet, cette quantité semble anormale pour une consommation des 7 derniers jours.Prière de corriger ou de confirmer avec le QG. Avertissement!! le prix unitaire (100 Fcfa) de Thé en sachet (unité: Paquet) de taille Petit est très faible ou élevé. Prière de corriger ou de confirmer avec le QG. Incohérence!! Dans ce ménage, chaque individus consomme par jour 37.88476 Kg  de cereale; Prière de revoir les quantités prises de ces produits. Incohérence!! Dans ce ménage, chaque individus consomme par jour 37.88476 Kg  de cereale; Prière de revoir les quantités prises de ces produits. Le prix d'achat unitaire (100 Fcfa) de Sucre en poudre  en Kg de taille  taille unique  est très faible, prière de regarder les reponses prises dans les questions s07bq07a s07bq07b s07bq07c s07bq08 pour mieux corriger. Attention ! Le prix unitaire d'achat (100 Fcfa) de Sucre en poudre  en Kg (taille unique) est relativement faible par rapport aux autres prix observés dans cette zone. Prière de corriger ou de confirmer avec le QG.</w:t>
+        <w:t>- Attention ! Le prix unitaire d'achat (100 Fcfa) de Silure séché en Pièce (Petit) est relativement faible par rapport aux autres prix observés dans cette zone. Prière de corriger ou de confirmer avec le QG. Attention ! Le prix unitaire d'achat (50 Fcfa) de Gombo en poudre en Sachets (Petit) est relativement faible par rapport aux autres prix observés dans cette zone. Prière de corriger ou de confirmer avec le QG. Avertissement!!! Le ménage a consommé 7 Paquet Petit de Thé en sachet, cette quantité semble anormale pour une consommation des 7 derniers jours.Prière de corriger ou de confirmer avec le QG. Avertissement!! le prix unitaire (100 Fcfa) de Thé en sachet (unité: Paquet) de taille Petit est très faible ou élevé. Prière de corriger ou de confirmer avec le QG. Incohérence!! Dans ce ménage, chaque individus consomme par jour 71.82214 Kg  de cereale; Prière de revoir les quantités prises de ces produits. Incohérence!! Dans ce ménage, chaque individus consomme par jour 71.82214 Kg  de cereale; Prière de revoir les quantités prises de ces produits. Le prix d'achat unitaire (100 Fcfa) de Sucre en poudre  en Kg de taille  taille unique  est très faible, prière de regarder les reponses prises dans les questions s07bq07a s07bq07b s07bq07c s07bq08 pour mieux corriger. Attention ! Le prix unitaire d'achat (100 Fcfa) de Sucre en poudre  en Kg (taille unique) est relativement faible par rapport aux autres prix observés dans cette zone. Prière de corriger ou de confirmer avec le QG.</w:t>
       </w:r>
     </w:p>
     <w:p>
@@ -3823,6 +3823,27 @@
           <w:color w:val="4672C4"/>
           <w:sz w:val="22"/>
         </w:rPr>
+        <w:t>&gt;&gt; Section1 - Caracteristiques des membres</w:t>
+      </w:r>
+    </w:p>
+    <w:p>
+      <w:pPr>
+        <w:ind w:left="283"/>
+      </w:pPr>
+      <w:r>
+        <w:rPr>
+          <w:sz w:val="20"/>
+        </w:rPr>
+        <w:t>- Attention ! Le montant (5000 Fcfa) dépensé ou reçu en cadeau pour les recharges internet ou de forfaits de données mobiles(hors appels vocaux), aucours des 30 derniers jours de  MAMADOU ALIMOU DIALLO est relativement élevé par rapport aux autres montants depansés observés dans cette zone. Prière de corriger ou de confirmer avec le QG.</w:t>
+      </w:r>
+    </w:p>
+    <w:p>
+      <w:r>
+        <w:rPr>
+          <w:b/>
+          <w:color w:val="4672C4"/>
+          <w:sz w:val="22"/>
+        </w:rPr>
         <w:t>&gt;&gt; Section2 - Education</w:t>
       </w:r>
     </w:p>
@@ -3882,7 +3903,7 @@
         <w:rPr>
           <w:sz w:val="20"/>
         </w:rPr>
-        <w:t>- Attention ! Le prix unitaire d'achat (50 Fcfa) de Gombo en poudre en Sachets (Petit) est relativement faible par rapport aux autres prix observés dans cette zone. Prière de corriger ou de confirmer avec le QG. Attention ! Soupçons de quantité anormale! Le ménage de THIERNO DIALLO avec une taille de 6 personnes a consommé 5 Pièce en Petit de Aubergine sauvage  qui est relativement élevé comme consommation par rapport à la condition de vie des autres ménages de même taille dans cette zone. Prière de corriger ou de confirmer avec le QG. Avertissement!!! Le ménage a consommé 10 Pièce Petit de Caramel, bonbons, confiseries, etc., cette quantité semble anormale pour une consommation des 7 derniers jours.Prière de corriger ou de confirmer avec le QG. Avertissement!!! Le ménage a consommé 10 Sachets Petit de Sucre en poudre , cette quantité semble anormale pour une consommation des 7 derniers jours.Prière de corriger ou de confirmer avec le QG. Avertissement!!! Le ménage a consommé 8 Paquet Petit de Thé en sachet, cette quantité semble anormale pour une consommation des 7 derniers jours.Prière de corriger ou de confirmer avec le QG. Avertissement!! le prix unitaire (100 Fcfa) de Thé en sachet (unité: Paquet) de taille Petit est très faible ou élevé. Prière de corriger ou de confirmer avec le QG. Incohérence!! Dans ce ménage, chaque individus consomme par jour 40.44571 Kg  de cereale; Prière de revoir les quantités prises de ces produits.</w:t>
+        <w:t>- Attention ! Le prix unitaire d'achat (50 Fcfa) de Gombo en poudre en Sachets (Petit) est relativement faible par rapport aux autres prix observés dans cette zone. Prière de corriger ou de confirmer avec le QG. Avertissement!!! Le ménage a consommé 10 Pièce Petit de Caramel, bonbons, confiseries, etc., cette quantité semble anormale pour une consommation des 7 derniers jours.Prière de corriger ou de confirmer avec le QG. Avertissement!!! Le ménage a consommé 10 Sachets Petit de Sucre en poudre , cette quantité semble anormale pour une consommation des 7 derniers jours.Prière de corriger ou de confirmer avec le QG. Avertissement!!! Le ménage a consommé 8 Paquet Petit de Thé en sachet, cette quantité semble anormale pour une consommation des 7 derniers jours.Prière de corriger ou de confirmer avec le QG. Avertissement!! le prix unitaire (100 Fcfa) de Thé en sachet (unité: Paquet) de taille Petit est très faible ou élevé. Prière de corriger ou de confirmer avec le QG. Incohérence!! Dans ce ménage, chaque individus consomme par jour 65.59667 Kg  de cereale; Prière de revoir les quantités prises de ces produits.</w:t>
       </w:r>
     </w:p>
     <w:p>
@@ -4542,7 +4563,7 @@
         <w:rPr>
           <w:sz w:val="20"/>
         </w:rPr>
-        <w:t>- Attention ! Le prix unitaire d'achat (100 Fcfa) de Moutarde en Sachets (Tres petit) est relativement élevé par rapport aux autres prix observés dans cette zone. Prière de corriger ou de confirmer avec le QG. Attention ! Le prix unitaire d'achat (100 Fcfa) de Piment frais en Pièce (Tres petit) est relativement élevé par rapport aux autres prix observés dans cette zone. Prière de corriger ou de confirmer avec le QG. Attention ! Le prix unitaire d'achat (1400 Fcfa) de Pomme de terre en Kg (taille unique) est relativement élevé par rapport aux autres prix observés dans cette zone. Prière de corriger ou de confirmer avec le QG. Attention ! Le prix unitaire d'achat (200 Fcfa) de Choux en Pièce (Petit) est relativement élevé par rapport aux autres prix observés dans cette zone. Prière de corriger ou de confirmer avec le QG. Attention ! Le prix unitaire d'achat (200 Fcfa) de Concentré de tomate en Sachets (Petit) est relativement élevé par rapport aux autres prix observés dans cette zone. Prière de corriger ou de confirmer avec le QG. Attention ! Le prix unitaire d'achat (50 Fcfa) de Sel en Sachets (Petit) est relativement faible par rapport aux autres prix observés dans cette zone. Prière de corriger ou de confirmer avec le QG. Attention ! Le prix unitaire d'achat (500 Fcfa) de Banane douce en Kg (taille unique) est relativement faible par rapport aux autres prix observés dans cette zone. Prière de corriger ou de confirmer avec le QG. Attention ! Le prix unitaire d'achat (800 Fcfa) de Huile de palme brute en Litre (taille unique) est relativement faible par rapport aux autres prix observés dans cette zone. Prière de corriger ou de confirmer avec le QG. Avertissement!!! Le ménage a consommé 7 Paquet Tres petit de Thé en sachet, cette quantité semble anormale pour une consommation des 7 derniers jours.Prière de corriger ou de confirmer avec le QG. Avertissement!! le prix unitaire (100 Fcfa) de Thé en sachet (unité: Paquet) de taille Tres petit est très faible ou élevé. Prière de corriger ou de confirmer avec le QG. Incohérence!! Dans ce ménage, chaque individus consomme par jour 9.441964 Kg  de cereale; Prière de revoir les quantités prises de ces produits. Incohérence!! Dans ce ménage, chaque individus consomme par jour 9.441964 Kg  de cereale; Prière de revoir les quantités prises de ces produits. Incohérence!! Dans ce ménage, chaque individus consomme par jour 9.441964 Kg  de cereale; Prière de revoir les quantités prises de ces produits. Attention ! Le prix unitaire d'achat (20000 Fcfa) de Riz importé parfumé en Sac (50 Kg) (taille unique) est relativement élevé par rapport aux autres prix observés dans cette zone. Prière de corriger ou de confirmer avec le QG.</w:t>
+        <w:t>- Attention ! Le prix unitaire d'achat (100 Fcfa) de Piment frais en Pièce (Tres petit) est relativement élevé par rapport aux autres prix observés dans cette zone. Prière de corriger ou de confirmer avec le QG. Attention ! Le prix unitaire d'achat (1400 Fcfa) de Pomme de terre en Kg (taille unique) est relativement élevé par rapport aux autres prix observés dans cette zone. Prière de corriger ou de confirmer avec le QG. Attention ! Le prix unitaire d'achat (200 Fcfa) de Choux en Pièce (Petit) est relativement élevé par rapport aux autres prix observés dans cette zone. Prière de corriger ou de confirmer avec le QG. Attention ! Le prix unitaire d'achat (200 Fcfa) de Concentré de tomate en Sachets (Petit) est relativement élevé par rapport aux autres prix observés dans cette zone. Prière de corriger ou de confirmer avec le QG. Attention ! Le prix unitaire d'achat (50 Fcfa) de Sel en Sachets (Petit) est relativement faible par rapport aux autres prix observés dans cette zone. Prière de corriger ou de confirmer avec le QG. Attention ! Le prix unitaire d'achat (500 Fcfa) de Banane douce en Kg (taille unique) est relativement faible par rapport aux autres prix observés dans cette zone. Prière de corriger ou de confirmer avec le QG. Attention ! Le prix unitaire d'achat (800 Fcfa) de Huile de palme brute en Litre (taille unique) est relativement faible par rapport aux autres prix observés dans cette zone. Prière de corriger ou de confirmer avec le QG. Avertissement!!! Le ménage a consommé 7 Paquet Tres petit de Thé en sachet, cette quantité semble anormale pour une consommation des 7 derniers jours.Prière de corriger ou de confirmer avec le QG. Avertissement!! le prix unitaire (100 Fcfa) de Thé en sachet (unité: Paquet) de taille Tres petit est très faible ou élevé. Prière de corriger ou de confirmer avec le QG. Incohérence!! Dans ce ménage, chaque individus consomme par jour 16.09589 Kg  de cereale; Prière de revoir les quantités prises de ces produits. Incohérence!! Dans ce ménage, chaque individus consomme par jour 16.09589 Kg  de cereale; Prière de revoir les quantités prises de ces produits. Incohérence!! Dans ce ménage, chaque individus consomme par jour 16.09589 Kg  de cereale; Prière de revoir les quantités prises de ces produits.</w:t>
       </w:r>
     </w:p>
     <w:p>
@@ -5148,7 +5169,7 @@
         <w:rPr>
           <w:sz w:val="20"/>
         </w:rPr>
-        <w:t>- La dernière fois que vous avez acheté Aubergine   est table et semble exister dans les modalités, prière de prendre attache avec le QG pour plus d'explication afin de la classer bien.  La dernière fois que vous avez acheté Carotte est table et semble exister dans les modalités, prière de prendre attache avec le QG pour plus d'explication afin de la classer bien.  La dernière fois que vous avez acheté Choux est sur les tables et semble exister dans les modalités, prière de prendre attache avec le QG pour plus d'explication afin de la classer bien. Attention ! Le prix unitaire d'achat (33.33333 Fcfa) de Piment frais en Pièce (Petit) est relativement faible par rapport aux autres prix observés dans cette zone. Prière de corriger ou de confirmer avec le QG. Attention ! Le prix unitaire d'achat (50 Fcfa) de Lait en poudre en Sachets (Petit) est relativement faible par rapport aux autres prix observés dans cette zone. Prière de corriger ou de confirmer avec le QG. Attention ! Le prix unitaire d'achat (50 Fcfa) de Patate douce en Pièce (Petit) est relativement faible par rapport aux autres prix observés dans cette zone. Prière de corriger ou de confirmer avec le QG. Attention ! Soupçons de quantité anormale! Le ménage de ALPHA OMAR BA avec une taille de 6 personnes a consommé 3 Tas en Petit de Feuilles de  Haricot qui est relativement élevé comme consommation par rapport à la condition de vie des autres ménages de même taille dans cette zone. Prière de corriger ou de confirmer avec le QG. Avertissement!!! Le ménage a consommé 7 Paquet Petit de Thé en sachet, cette quantité semble anormale pour une consommation des 7 derniers jours.Prière de corriger ou de confirmer avec le QG. Avertissement!! le prix unitaire (100 Fcfa) de Thé en sachet (unité: Paquet) de taille Petit est très faible ou élevé. Prière de corriger ou de confirmer avec le QG. Incohérence!! Dans ce ménage, chaque individus consomme par jour 44.1219 Kg  de cereale; Prière de revoir les quantités prises de ces produits. Le prix d'achat unitaire (1 Fcfa) de Sucre en poudre  en Sachets de taille Petit  est invraisemblable, prière de regarder les reponses prises dans les questions s07bq07a s07bq07b s07bq07c s07bq08 pour mieux corriger. Attention ! Le prix unitaire d'achat (1 Fcfa) de Sucre en poudre  en Sachets (Petit) est relativement faible par rapport aux autres prix observés dans cette zone. Prière de corriger ou de confirmer avec le QG.</w:t>
+        <w:t>- La dernière fois que vous avez acheté Aubergine   est table et semble exister dans les modalités, prière de prendre attache avec le QG pour plus d'explication afin de la classer bien.  La dernière fois que vous avez acheté Carotte est table et semble exister dans les modalités, prière de prendre attache avec le QG pour plus d'explication afin de la classer bien.  La dernière fois que vous avez acheté Choux est sur les tables et semble exister dans les modalités, prière de prendre attache avec le QG pour plus d'explication afin de la classer bien. Attention ! Le prix unitaire d'achat (33.33333 Fcfa) de Piment frais en Pièce (Petit) est relativement faible par rapport aux autres prix observés dans cette zone. Prière de corriger ou de confirmer avec le QG. Attention ! Le prix unitaire d'achat (50 Fcfa) de Lait en poudre en Sachets (Petit) est relativement faible par rapport aux autres prix observés dans cette zone. Prière de corriger ou de confirmer avec le QG. Attention ! Le prix unitaire d'achat (50 Fcfa) de Patate douce en Pièce (Petit) est relativement faible par rapport aux autres prix observés dans cette zone. Prière de corriger ou de confirmer avec le QG. Attention ! Soupçons de quantité anormale! Le ménage de ALPHA OMAR BA avec une taille de 6 personnes a consommé 3 Tas en Petit de Feuilles de  Haricot qui est relativement élevé comme consommation par rapport à la condition de vie des autres ménages de même taille dans cette zone. Prière de corriger ou de confirmer avec le QG. Avertissement!!! Le ménage a consommé 7 Paquet Petit de Thé en sachet, cette quantité semble anormale pour une consommation des 7 derniers jours.Prière de corriger ou de confirmer avec le QG. Avertissement!! le prix unitaire (100 Fcfa) de Thé en sachet (unité: Paquet) de taille Petit est très faible ou élevé. Prière de corriger ou de confirmer avec le QG. Incohérence!! Dans ce ménage, chaque individus consomme par jour 76.33024 Kg  de cereale; Prière de revoir les quantités prises de ces produits. Le prix d'achat unitaire (1 Fcfa) de Sucre en poudre  en Sachets de taille Petit  est invraisemblable, prière de regarder les reponses prises dans les questions s07bq07a s07bq07b s07bq07c s07bq08 pour mieux corriger. Attention ! Le prix unitaire d'achat (1 Fcfa) de Sucre en poudre  en Sachets (Petit) est relativement faible par rapport aux autres prix observés dans cette zone. Prière de corriger ou de confirmer avec le QG.</w:t>
       </w:r>
     </w:p>
     <w:p>
@@ -5643,7 +5664,7 @@
         <w:rPr>
           <w:sz w:val="20"/>
         </w:rPr>
-        <w:t>- Attention ! Le prix unitaire d'achat (200 Fcfa) de Capitaine frais en Tas (Petit) est relativement faible par rapport aux autres prix observés dans cette zone. Prière de corriger ou de confirmer avec le QG. Avertissement!! Les quantités du Thé en feuille consommées en Sachets industriel semble incoherent car les ménages consomment géneralement en sachet ou en paquet, prière de corriger ou confirmer avec le QG. Avertissement!!! Le ménage a consommé 10 Sachets industriel Petit de Caramel, bonbons, confiseries, etc., cette quantité semble anormale pour une consommation des 7 derniers jours.Prière de corriger ou de confirmer avec le QG. Avertissement!!! Le ménage a consommé 7 Paquet Petit de Thé en sachet, cette quantité semble anormale pour une consommation des 7 derniers jours.Prière de corriger ou de confirmer avec le QG. Avertissement!! le prix unitaire (100 Fcfa) de Thé en sachet (unité: Paquet) de taille Petit est très faible ou élevé. Prière de corriger ou de confirmer avec le QG. Incohérence!! Dans ce ménage, chaque individus consomme par jour 34.74691 Kg  de cereale; Prière de revoir les quantités prises de ces produits.</w:t>
+        <w:t>- Avertissement!! Les quantités du Thé en feuille consommées en Sachets industriel semble incoherent car les ménages consomment géneralement en sachet ou en paquet, prière de corriger ou confirmer avec le QG. Avertissement!!! Le ménage a consommé 10 Sachets industriel Petit de Caramel, bonbons, confiseries, etc., cette quantité semble anormale pour une consommation des 7 derniers jours.Prière de corriger ou de confirmer avec le QG. Avertissement!!! Le ménage a consommé 7 Paquet Petit de Thé en sachet, cette quantité semble anormale pour une consommation des 7 derniers jours.Prière de corriger ou de confirmer avec le QG. Avertissement!! le prix unitaire (100 Fcfa) de Thé en sachet (unité: Paquet) de taille Petit est très faible ou élevé. Prière de corriger ou de confirmer avec le QG. Incohérence!! Dans ce ménage, chaque individus consomme par jour 67.68143 Kg  de cereale; Prière de revoir les quantités prises de ces produits.</w:t>
       </w:r>
     </w:p>
     <w:p>
@@ -6148,7 +6169,7 @@
         <w:br/>
         <w:t xml:space="preserve">- Peu probable! Gilbert Benkins  n'arrive pas  à comprendre un petit texte lu dans une langue locale (s02q03). Veuillez corriger ou donner des explications au QG. Peu probable! Gilbert Benkins  ne sait ni lire, ni écrire, ni comprendre dans aucune des langues  (s02q01,s02q02,s02q03). Veuillez corriger ou donner des explications au QG. </w:t>
         <w:br/>
-        <w:t xml:space="preserve">- Peu probable! Remond tama Bendia  n'arrive pas  à comprendre un petit texte lu dans une langue locale (s02q03). Veuillez corriger ou donner des explications au QG.  Incohérence ! seulement les écoles gouvermentales paient les cotisations (Gouvernement, communauté, ONG ou organisation humanitaire). veuillez, s'il vous plait, confirmer cette information de Remond tama Bendia avec le QG ou apporter les corrections nécessaires. Attention ! Le frais de scolarité (62000 Fcfa) de Remond tama Bendia en 2ème année de Primaire est relativement élevé par rapport aux autres frais de scolarités observés dans cette zone. Prière de corriger ou de confirmer avec le QG. Attention ! Le frais de scolarité (3000 Fcfa) de Remond tama Bendia en 2ème année de Primaire est relativement élevé par rapport aux autres frais de scolarités observés dans cette zone. Prière de corriger ou de confirmer avec le QG. </w:t>
+        <w:t xml:space="preserve">- Peu probable! Remond tama Bendia  n'arrive pas  à comprendre un petit texte lu dans une langue locale (s02q03). Veuillez corriger ou donner des explications au QG.  Incohérence ! seulement les écoles gouvermentales paient les cotisations (Gouvernement, communauté, ONG ou organisation humanitaire). veuillez, s'il vous plait, confirmer cette information de Remond tama Bendia avec le QG ou apporter les corrections nécessaires. Attention ! Le frais de scolarité (62000 Fcfa) de Remond tama Bendia en 2ème année de Primaire est relativement élevé par rapport aux autres frais de scolarités observés dans cette zone. Prière de corriger ou de confirmer avec le QG. </w:t>
         <w:br/>
         <w:t>- Peu probable! penda Bougane  n'arrive pas  à comprendre un petit texte lu dans une langue locale (s02q03). Veuillez corriger ou donner des explications au QG. Peu probable! penda Bougane  ne sait ni lire, ni écrire, ni comprendre dans aucune des langues  (s02q01,s02q02,s02q03). Veuillez corriger ou donner des explications au QG.</w:t>
       </w:r>
@@ -6194,7 +6215,7 @@
         <w:rPr>
           <w:sz w:val="20"/>
         </w:rPr>
-        <w:t>- Attention ! Le prix unitaire d'achat (2000 Fcfa) de Huile de palme brute en Litre (taille unique) est relativement élevé par rapport aux autres prix observés dans cette zone. Prière de corriger ou de confirmer avec le QG. Avertissement!!! Le ménage a consommé 10 Cuillère Moyen de Chocolat pâte à tartiner, cette quantité semble anormale pour une consommation des 7 derniers jours.Prière de corriger ou de confirmer avec le QG. Avertissement!!! Le ménage a consommé 7 Paquet Petit de Thé en sachet, cette quantité semble anormale pour une consommation des 7 derniers jours.Prière de corriger ou de confirmer avec le QG. Avertissement!! le prix unitaire (100 Fcfa) de Thé en sachet (unité: Paquet) de taille Petit est très faible ou élevé. Prière de corriger ou de confirmer avec le QG. Incohérence!! Dans ce ménage, chaque individus consomme par jour 25.30625 Kg  de cereale; Prière de revoir les quantités prises de ces produits. Incohérence!! Dans ce ménage, chaque individus consomme par jour 25.30625 Kg  de cereale; Prière de revoir les quantités prises de ces produits. Incohérence!! Dans ce ménage, chaque individus consomme par jour 25.30625 Kg  de cereale; Prière de revoir les quantités prises de ces produits. Attention ! Le prix unitaire d'achat (650 Fcfa) de Maïs en grain en Kg (taille unique) est relativement élevé par rapport aux autres prix observés dans cette zone. Prière de corriger ou de confirmer avec le QG. Incohérence!! Dans ce ménage, chaque individus consomme par jour 25.30625 Kg  de cereale; Prière de revoir les quantités prises de ces produits. Attention ! Le prix unitaire d'achat (650 Fcfa) de Mil en Kg (taille unique) est relativement élevé par rapport aux autres prix observés dans cette zone. Prière de corriger ou de confirmer avec le QG.</w:t>
+        <w:t>- Attention ! Le prix unitaire d'achat (2000 Fcfa) de Huile de palme brute en Litre (taille unique) est relativement élevé par rapport aux autres prix observés dans cette zone. Prière de corriger ou de confirmer avec le QG. Attention ! Le prix unitaire d'achat (50 Fcfa) de Oignon frais en Pièce (Moyen) est relativement faible par rapport aux autres prix observés dans cette zone. Prière de corriger ou de confirmer avec le QG. Avertissement!!! Le ménage a consommé 10 Cuillère Moyen de Chocolat pâte à tartiner, cette quantité semble anormale pour une consommation des 7 derniers jours.Prière de corriger ou de confirmer avec le QG. Avertissement!!! Le ménage a consommé 7 Paquet Petit de Thé en sachet, cette quantité semble anormale pour une consommation des 7 derniers jours.Prière de corriger ou de confirmer avec le QG. Avertissement!! le prix unitaire (100 Fcfa) de Thé en sachet (unité: Paquet) de taille Petit est très faible ou élevé. Prière de corriger ou de confirmer avec le QG. Incohérence!! Dans ce ménage, chaque individus consomme par jour 46.61607 Kg  de cereale; Prière de revoir les quantités prises de ces produits. Incohérence!! Dans ce ménage, chaque individus consomme par jour 46.61607 Kg  de cereale; Prière de revoir les quantités prises de ces produits. Incohérence!! Dans ce ménage, chaque individus consomme par jour 46.61607 Kg  de cereale; Prière de revoir les quantités prises de ces produits. Incohérence!! Dans ce ménage, chaque individus consomme par jour 46.61607 Kg  de cereale; Prière de revoir les quantités prises de ces produits. Attention ! Le prix unitaire d'achat (650 Fcfa) de Maïs en grain en Kg (taille unique) est relativement élevé par rapport aux autres prix observés dans cette zone. Prière de corriger ou de confirmer avec le QG.</w:t>
       </w:r>
     </w:p>
     <w:p>
@@ -6217,7 +6238,7 @@
         </w:rPr>
         <w:t xml:space="preserve">- L'entreprise des beignets existe dit n'avoir pas fait la revente de marchandises achetées et revendues en état, aussi le montant obtenus sur la vente de produits transformés par l'entreprise  n'a reçu aucune somme sur les reventes (s10q46=0 &amp; s10q48=0 &amp; s10q50=0); alors s'agit-il de quelle entreprise ? </w:t>
         <w:br/>
-        <w:t xml:space="preserve">- L'entreprise moto trois roue existe dit n'avoir pas fait la revente de marchandises achetées et revendues en état, aussi le montant obtenus sur la vente de produits transformés par l'entreprise  n'a reçu aucune somme sur les reventes (s10q46=0 &amp; s10q48=0 &amp; s10q50=0); alors s'agit-il de quelle entreprise ? Le salaire qu'une personne de cette catégorie (10.62) a travaillé(e) dans cette entreprise moto trois roue est élevé ou faible. Prière de confirmer cette information avec le QG ou de corriger. </w:t>
+        <w:t xml:space="preserve">- L'entreprise moto trois roue existe dit n'avoir pas fait la revente de marchandises achetées et revendues en état, aussi le montant obtenus sur la vente de produits transformés par l'entreprise  n'a reçu aucune somme sur les reventes (s10q46=0 &amp; s10q48=0 &amp; s10q50=0); alors s'agit-il de quelle entreprise ? </w:t>
         <w:br/>
         <w:t>- L'entreprise penda ne possede pas de bien, elle fait des tresses simples avec ses mai s uniquements existe dit n'avoir pas fait la revente de marchandises achetées et revendues en état, aussi le montant obtenus sur la vente de produits transformés par l'entreprise  n'a reçu aucune somme sur les reventes (s10q46=0 &amp; s10q48=0 &amp; s10q50=0); alors s'agit-il de quelle entreprise ?</w:t>
       </w:r>
@@ -6846,7 +6867,7 @@
         <w:rPr>
           <w:sz w:val="20"/>
         </w:rPr>
-        <w:t>- Attention ! Le prix unitaire d'achat (200 Fcfa) de Lait caillé en Sachets (Petit) est relativement élevé par rapport aux autres prix observés dans cette zone. Prière de corriger ou de confirmer avec le QG. Attention ! Le prix unitaire d'achat (300 Fcfa) de Capitaine frais en Tas (Petit) est relativement faible par rapport aux autres prix observés dans cette zone. Prière de corriger ou de confirmer avec le QG. Attention ! Le prix unitaire d'achat (50 Fcfa) de Citron en Pièce (Moyen) est relativement faible par rapport aux autres prix observés dans cette zone. Prière de corriger ou de confirmer avec le QG. Avertissement!!! Le ménage a consommé 3 Boite (Autre que la boite/pot de tomate) Petit de Thé en sachet, cette quantité semble anormale pour une consommation des 7 derniers jours.Les ménages consomment géneralement en sachet ou en paquet, prière de corriger ou de confirmer avec le QG. Incohérence!! Dans ce ménage, chaque individus consomme par jour 29.33464 Kg  de cereale; Prière de revoir les quantités prises de ces produits.</w:t>
+        <w:t>- Attention ! Le prix unitaire d'achat (1000 Fcfa) de Manioc en tubercules en Morceau (Portion) (Moyen) est relativement élevé par rapport aux autres prix observés dans cette zone. Prière de corriger ou de confirmer avec le QG. Attention ! Le prix unitaire d'achat (200 Fcfa) de Lait caillé en Sachets (Petit) est relativement élevé par rapport aux autres prix observés dans cette zone. Prière de corriger ou de confirmer avec le QG. Attention ! Le prix unitaire d'achat (50 Fcfa) de Citron en Pièce (Moyen) est relativement faible par rapport aux autres prix observés dans cette zone. Prière de corriger ou de confirmer avec le QG. Avertissement!!! Le ménage a consommé 3 Boite (Autre que la boite/pot de tomate) Petit de Thé en sachet, cette quantité semble anormale pour une consommation des 7 derniers jours.Les ménages consomment géneralement en sachet ou en paquet, prière de corriger ou de confirmer avec le QG. Incohérence!! Dans ce ménage, chaque individus consomme par jour 75.57786 Kg  de cereale; Prière de revoir les quantités prises de ces produits.</w:t>
       </w:r>
     </w:p>
     <w:p>
@@ -6951,6 +6972,8 @@
         <w:rPr>
           <w:sz w:val="20"/>
         </w:rPr>
+        <w:t xml:space="preserve">- Attention ! Houe/daba/hilaire a été achété à 1000 Fcfa est relativement faible par rapport aux autres prix d'achat observés dans cette zone. Prière de corriger ou de confirmer avec le QG. </w:t>
+        <w:br/>
         <w:t>- Attention ! Machette a été achété à 7500 Fcfa est relativement élevé par rapport aux autres prix d'achat observés dans cette zone. Prière de corriger ou de confirmer avec le QG. Attention ! Machette a été revendu à 7500 Fcfa qui est relativement élevé par rapport aux autres prix de revente observés dans cette zone. Prière de corriger ou de confirmer avec le QG.</w:t>
       </w:r>
     </w:p>
@@ -7597,7 +7620,7 @@
         </w:rPr>
         <w:t xml:space="preserve">- Incohérence!! Le prix de revente de Hache/pioche dans cette section 19 ne doit pas être égal 0 même si le ménage l'a reçu en cadeau prière de leurs aider à faire une estimation. </w:t>
         <w:br/>
-        <w:t xml:space="preserve">- Incohérence!! Le prix de revente de Houe/daba/hilaire dans cette section 19 ne doit pas être égal 0 même si le ménage l'a reçu en cadeau prière de leurs aider à faire une estimation. </w:t>
+        <w:t xml:space="preserve">- Incohérence!! Le prix de revente de Houe/daba/hilaire dans cette section 19 ne doit pas être égal 0 même si le ménage l'a reçu en cadeau prière de leurs aider à faire une estimation. Attention ! Houe/daba/hilaire a été achété à 1000 Fcfa est relativement faible par rapport aux autres prix d'achat observés dans cette zone. Prière de corriger ou de confirmer avec le QG. </w:t>
         <w:br/>
         <w:t>- Incohérence!! Le prix de revente de Machette dans cette section 19 ne doit pas être égal 0 même si le ménage l'a reçu en cadeau prière de leurs aider à faire une estimation.</w:t>
       </w:r>
